--- a/Bio_Grossmann.docx
+++ b/Bio_Grossmann.docx
@@ -34,7 +34,25 @@
         <w:rPr>
           <w:rFonts w:ascii="Spectral Medium" w:eastAsia="HGGothicE" w:hAnsi="Spectral Medium"/>
         </w:rPr>
-        <w:t xml:space="preserve">Igor Grossmann is a Professor of Psychology at the University of Waterloo, Canada, whose research focuses on the foundations of wise judgment, including how </w:t>
+        <w:t>Igor Grossmann is a Professor of Psychology at the University of Waterloo, Canada, whose research focuses on the foundations of wise judgment</w:t>
+      </w:r>
+      <w:r>
+        <w:rPr>
+          <w:rFonts w:ascii="Spectral Medium" w:eastAsia="HGGothicE" w:hAnsi="Spectral Medium"/>
+        </w:rPr>
+        <w:t xml:space="preserve"> in humans and machines</w:t>
+      </w:r>
+      <w:r>
+        <w:rPr>
+          <w:rFonts w:ascii="Spectral Medium" w:eastAsia="HGGothicE" w:hAnsi="Spectral Medium"/>
+        </w:rPr>
+        <w:t xml:space="preserve">, including how </w:t>
+      </w:r>
+      <w:r>
+        <w:rPr>
+          <w:rFonts w:ascii="Spectral Medium" w:eastAsia="HGGothicE" w:hAnsi="Spectral Medium"/>
+        </w:rPr>
+        <w:t xml:space="preserve">cultural, </w:t>
       </w:r>
       <w:r>
         <w:rPr>
@@ -46,33 +64,51 @@
         <w:rPr>
           <w:rFonts w:ascii="Spectral Medium" w:eastAsia="HGGothicE" w:hAnsi="Spectral Medium"/>
         </w:rPr>
-        <w:t xml:space="preserve">, moral reasoning, and emotions shape decision-making and behavior in changing </w:t>
-      </w:r>
-      <w:r>
-        <w:rPr>
-          <w:rFonts w:ascii="Spectral Medium" w:eastAsia="HGGothicE" w:hAnsi="Spectral Medium"/>
-        </w:rPr>
-        <w:t>cultural</w:t>
-      </w:r>
-      <w:r>
-        <w:rPr>
-          <w:rFonts w:ascii="Spectral Medium" w:eastAsia="HGGothicE" w:hAnsi="Spectral Medium"/>
-        </w:rPr>
-        <w:t xml:space="preserve"> contexts. He is known for founding and leading major initiatives such as the Social Science Forecasting Collaborative, the International Wisdom Summit, the </w:t>
-      </w:r>
-      <w:proofErr w:type="spellStart"/>
-      <w:r>
-        <w:rPr>
-          <w:rFonts w:ascii="Spectral Medium" w:eastAsia="HGGothicE" w:hAnsi="Spectral Medium"/>
-        </w:rPr>
-        <w:t>Futurescape</w:t>
-      </w:r>
-      <w:proofErr w:type="spellEnd"/>
-      <w:r>
-        <w:rPr>
-          <w:rFonts w:ascii="Spectral Medium" w:eastAsia="HGGothicE" w:hAnsi="Spectral Medium"/>
-        </w:rPr>
-        <w:t xml:space="preserve"> project, and the Wise Judgment Consortium, aiming to redefine decision-making beyond Western-centric models.</w:t>
+        <w:t xml:space="preserve">, and emotions shape decision-making and behavior </w:t>
+      </w:r>
+      <w:r>
+        <w:rPr>
+          <w:rFonts w:ascii="Spectral Medium" w:eastAsia="HGGothicE" w:hAnsi="Spectral Medium"/>
+        </w:rPr>
+        <w:t>across ever</w:t>
+      </w:r>
+      <w:r>
+        <w:rPr>
+          <w:rFonts w:ascii="Spectral Medium" w:eastAsia="HGGothicE" w:hAnsi="Spectral Medium"/>
+        </w:rPr>
+        <w:t xml:space="preserve"> changing contexts. He is known for founding and leading major initiatives such as the Social Science Forecasting Collaborative, the International Wisdom Summit, the </w:t>
+      </w:r>
+      <w:hyperlink r:id="rId4" w:history="1">
+        <w:proofErr w:type="spellStart"/>
+        <w:r>
+          <w:rPr>
+            <w:rStyle w:val="Hyperlink"/>
+            <w:rFonts w:ascii="Spectral Medium" w:eastAsia="HGGothicE" w:hAnsi="Spectral Medium"/>
+          </w:rPr>
+          <w:t>Futurescape</w:t>
+        </w:r>
+        <w:proofErr w:type="spellEnd"/>
+      </w:hyperlink>
+      <w:r>
+        <w:rPr>
+          <w:rFonts w:ascii="Spectral Medium" w:eastAsia="HGGothicE" w:hAnsi="Spectral Medium"/>
+        </w:rPr>
+        <w:t xml:space="preserve"> project, and the </w:t>
+      </w:r>
+      <w:hyperlink r:id="rId5" w:history="1">
+        <w:r>
+          <w:rPr>
+            <w:rStyle w:val="Hyperlink"/>
+            <w:rFonts w:ascii="Spectral Medium" w:eastAsia="HGGothicE" w:hAnsi="Spectral Medium"/>
+          </w:rPr>
+          <w:t>Wise Judgment Consortium</w:t>
+        </w:r>
+      </w:hyperlink>
+      <w:r>
+        <w:rPr>
+          <w:rFonts w:ascii="Spectral Medium" w:eastAsia="HGGothicE" w:hAnsi="Spectral Medium"/>
+        </w:rPr>
+        <w:t>, aiming to redefine decision-making beyond Western-centric models.</w:t>
       </w:r>
     </w:p>
     <w:p>
@@ -193,7 +229,19 @@
         <w:rPr>
           <w:rFonts w:ascii="Spectral Medium" w:eastAsia="HGGothicE" w:hAnsi="Spectral Medium"/>
         </w:rPr>
-        <w:t>, reflecting his commitment to interdisciplinary work that unpacks the complexities of culture, cognition and social influence. His contributions have been recognized through numerous prestigious awards, such as the Joseph B. Gittler Award from the American Psychological Foundation and the SAGE Young Scholar Award. As an elected member of the College of the Royal Society of Canada, he continues to influence the academic community.</w:t>
+        <w:t xml:space="preserve">, reflecting his commitment to interdisciplinary work that unpacks the complexities of culture, cognition and social influence. His contributions have been recognized through numerous prestigious awards, such as the Joseph B. Gittler Award from the American Psychological Foundation and the SAGE Young Scholar Award. As an elected </w:t>
+      </w:r>
+      <w:r>
+        <w:rPr>
+          <w:rFonts w:ascii="Spectral Medium" w:eastAsia="HGGothicE" w:hAnsi="Spectral Medium"/>
+        </w:rPr>
+        <w:t>council</w:t>
+      </w:r>
+      <w:r>
+        <w:rPr>
+          <w:rFonts w:ascii="Spectral Medium" w:eastAsia="HGGothicE" w:hAnsi="Spectral Medium"/>
+        </w:rPr>
+        <w:t xml:space="preserve"> of the College of the Royal Society of Canada, he continues to influence the academic community.</w:t>
       </w:r>
     </w:p>
     <w:p>
@@ -220,7 +268,53 @@
         <w:rPr>
           <w:rFonts w:ascii="Spectral Medium" w:eastAsia="HGGothicE" w:hAnsi="Spectral Medium"/>
         </w:rPr>
-        <w:t xml:space="preserve"> and has held associate editor roles for journals such as </w:t>
+        <w:t xml:space="preserve"> and</w:t>
+      </w:r>
+      <w:r>
+        <w:rPr>
+          <w:rFonts w:ascii="Spectral Medium" w:eastAsia="HGGothicE" w:hAnsi="Spectral Medium"/>
+        </w:rPr>
+        <w:t xml:space="preserve"> Associate Editor of </w:t>
+      </w:r>
+      <w:r>
+        <w:rPr>
+          <w:rFonts w:ascii="Spectral Medium" w:eastAsia="HGGothicE" w:hAnsi="Spectral Medium"/>
+          <w:i/>
+          <w:iCs/>
+        </w:rPr>
+        <w:t xml:space="preserve">American </w:t>
+      </w:r>
+      <w:proofErr w:type="gramStart"/>
+      <w:r>
+        <w:rPr>
+          <w:rFonts w:ascii="Spectral Medium" w:eastAsia="HGGothicE" w:hAnsi="Spectral Medium"/>
+        </w:rPr>
+        <w:t>Psychologist</w:t>
+      </w:r>
+      <w:r>
+        <w:rPr>
+          <w:rFonts w:ascii="Spectral Medium" w:eastAsia="HGGothicE" w:hAnsi="Spectral Medium"/>
+        </w:rPr>
+        <w:t>, and</w:t>
+      </w:r>
+      <w:proofErr w:type="gramEnd"/>
+      <w:r>
+        <w:rPr>
+          <w:rFonts w:ascii="Spectral Medium" w:eastAsia="HGGothicE" w:hAnsi="Spectral Medium"/>
+        </w:rPr>
+        <w:t xml:space="preserve"> </w:t>
+      </w:r>
+      <w:r>
+        <w:rPr>
+          <w:rFonts w:ascii="Spectral Medium" w:eastAsia="HGGothicE" w:hAnsi="Spectral Medium"/>
+        </w:rPr>
+        <w:t>has</w:t>
+      </w:r>
+      <w:r>
+        <w:rPr>
+          <w:rFonts w:ascii="Spectral Medium" w:eastAsia="HGGothicE" w:hAnsi="Spectral Medium"/>
+        </w:rPr>
+        <w:t xml:space="preserve"> held associate editor roles for journals such as </w:t>
       </w:r>
       <w:r>
         <w:rPr>
@@ -349,10 +443,6 @@
     </w:sectPr>
   </w:body>
 </w:document>
-</file>
-
-<file path=word/numbering.xml><?xml version="1.0" encoding="utf-8"?>
-<w:numbering xmlns:wpc="http://schemas.microsoft.com/office/word/2010/wordprocessingCanvas" xmlns:cx="http://schemas.microsoft.com/office/drawing/2014/chartex" xmlns:cx1="http://schemas.microsoft.com/office/drawing/2015/9/8/chartex" xmlns:cx2="http://schemas.microsoft.com/office/drawing/2015/10/21/chartex" xmlns:cx3="http://schemas.microsoft.com/office/drawing/2016/5/9/chartex" xmlns:cx4="http://schemas.microsoft.com/office/drawing/2016/5/10/chartex" xmlns:cx5="http://schemas.microsoft.com/office/drawing/2016/5/11/chartex" xmlns:cx6="http://schemas.microsoft.com/office/drawing/2016/5/12/chartex" xmlns:cx7="http://schemas.microsoft.com/office/drawing/2016/5/13/chartex" xmlns:cx8="http://schemas.microsoft.com/office/drawing/2016/5/14/chartex" xmlns:mc="http://schemas.openxmlformats.org/markup-compatibility/2006" xmlns:aink="http://schemas.microsoft.com/office/drawing/2016/ink" xmlns:am3d="http://schemas.microsoft.com/office/drawing/2017/model3d" xmlns:o="urn:schemas-microsoft-com:office:office" xmlns:oel="http://schemas.microsoft.com/office/2019/extlst" xmlns:r="http://schemas.openxmlformats.org/officeDocument/2006/relationships" xmlns:m="http://schemas.openxmlformats.org/officeDocument/2006/math" xmlns:v="urn:schemas-microsoft-com:vml" xmlns:wp14="http://schemas.microsoft.com/office/word/2010/wordprocessingDrawing" xmlns:wp="http://schemas.openxmlformats.org/drawingml/2006/wordprocessingDrawing" xmlns:w10="urn:schemas-microsoft-com:office:word" xmlns:w="http://schemas.openxmlformats.org/wordprocessingml/2006/main" xmlns:w14="http://schemas.microsoft.com/office/word/2010/wordml" xmlns:w15="http://schemas.microsoft.com/office/word/2012/wordml" xmlns:w16cex="http://schemas.microsoft.com/office/word/2018/wordml/cex" xmlns:w16cid="http://schemas.microsoft.com/office/word/2016/wordml/cid" xmlns:w16="http://schemas.microsoft.com/office/word/2018/wordml" xmlns:w16du="http://schemas.microsoft.com/office/word/2023/wordml/word16du" xmlns:w16sdtdh="http://schemas.microsoft.com/office/word/2020/wordml/sdtdatahash" xmlns:w16sdtfl="http://schemas.microsoft.com/office/word/2024/wordml/sdtformatlock" xmlns:w16se="http://schemas.microsoft.com/office/word/2015/wordml/symex" xmlns:wpg="http://schemas.microsoft.com/office/word/2010/wordprocessingGroup" xmlns:wpi="http://schemas.microsoft.com/office/word/2010/wordprocessingInk" xmlns:wne="http://schemas.microsoft.com/office/word/2006/wordml" xmlns:wps="http://schemas.microsoft.com/office/word/2010/wordprocessingShape" mc:Ignorable="w14 w15 w16se w16cid w16 w16cex w16sdtdh w16sdtfl w16du wp14"/>
 </file>
 
 <file path=word/styles.xml><?xml version="1.0" encoding="utf-8"?>
@@ -1097,6 +1187,18 @@
       <w:szCs w:val="18"/>
     </w:rPr>
   </w:style>
+  <w:style w:type="character" w:styleId="UnresolvedMention">
+    <w:name w:val="Unresolved Mention"/>
+    <w:basedOn w:val="DefaultParagraphFont"/>
+    <w:uiPriority w:val="99"/>
+    <w:semiHidden/>
+    <w:unhideWhenUsed/>
+    <w:rsid w:val="007E2552"/>
+    <w:rPr>
+      <w:color w:val="605E5C"/>
+      <w:shd w:val="clear" w:color="auto" w:fill="E1DFDD"/>
+    </w:rPr>
+  </w:style>
 </w:styles>
 </file>
 

--- a/Bio_Grossmann.docx
+++ b/Bio_Grossmann.docx
@@ -34,49 +34,85 @@
         <w:rPr>
           <w:rFonts w:ascii="Spectral Medium" w:eastAsia="HGGothicE" w:hAnsi="Spectral Medium"/>
         </w:rPr>
-        <w:t>Igor Grossmann is a Professor of Psychology at the University of Waterloo, Canada, whose research focuses on the foundations of wise judgment</w:t>
-      </w:r>
-      <w:r>
-        <w:rPr>
-          <w:rFonts w:ascii="Spectral Medium" w:eastAsia="HGGothicE" w:hAnsi="Spectral Medium"/>
-        </w:rPr>
-        <w:t xml:space="preserve"> in humans and machines</w:t>
-      </w:r>
-      <w:r>
-        <w:rPr>
-          <w:rFonts w:ascii="Spectral Medium" w:eastAsia="HGGothicE" w:hAnsi="Spectral Medium"/>
-        </w:rPr>
-        <w:t xml:space="preserve">, including how </w:t>
-      </w:r>
-      <w:r>
-        <w:rPr>
-          <w:rFonts w:ascii="Spectral Medium" w:eastAsia="HGGothicE" w:hAnsi="Spectral Medium"/>
-        </w:rPr>
-        <w:t xml:space="preserve">cultural, </w:t>
-      </w:r>
-      <w:r>
-        <w:rPr>
-          <w:rFonts w:ascii="Spectral Medium" w:eastAsia="HGGothicE" w:hAnsi="Spectral Medium"/>
-        </w:rPr>
-        <w:t>social and cognitive factors</w:t>
-      </w:r>
-      <w:r>
-        <w:rPr>
-          <w:rFonts w:ascii="Spectral Medium" w:eastAsia="HGGothicE" w:hAnsi="Spectral Medium"/>
-        </w:rPr>
-        <w:t xml:space="preserve">, and emotions shape decision-making and behavior </w:t>
-      </w:r>
-      <w:r>
-        <w:rPr>
-          <w:rFonts w:ascii="Spectral Medium" w:eastAsia="HGGothicE" w:hAnsi="Spectral Medium"/>
-        </w:rPr>
-        <w:t>across ever</w:t>
-      </w:r>
-      <w:r>
-        <w:rPr>
-          <w:rFonts w:ascii="Spectral Medium" w:eastAsia="HGGothicE" w:hAnsi="Spectral Medium"/>
-        </w:rPr>
-        <w:t xml:space="preserve"> changing contexts. He is known for founding and leading major initiatives such as the Social Science Forecasting Collaborative, the International Wisdom Summit, the </w:t>
+        <w:t xml:space="preserve">Igor Grossmann is a </w:t>
+      </w:r>
+      <w:r>
+        <w:rPr>
+          <w:rFonts w:ascii="Spectral Medium" w:eastAsia="HGGothicE" w:hAnsi="Spectral Medium"/>
+        </w:rPr>
+        <w:t xml:space="preserve">social and cultural psychologist, computational social scientist, and </w:t>
+      </w:r>
+      <w:r>
+        <w:rPr>
+          <w:rFonts w:ascii="Spectral Medium" w:eastAsia="HGGothicE" w:hAnsi="Spectral Medium"/>
+        </w:rPr>
+        <w:t>Professor of Psychology at the University of Waterloo, Canada</w:t>
+      </w:r>
+      <w:r>
+        <w:rPr>
+          <w:rFonts w:ascii="Spectral Medium" w:eastAsia="HGGothicE" w:hAnsi="Spectral Medium"/>
+        </w:rPr>
+        <w:t>.</w:t>
+      </w:r>
+      <w:r>
+        <w:rPr>
+          <w:rFonts w:ascii="Spectral Medium" w:eastAsia="HGGothicE" w:hAnsi="Spectral Medium"/>
+        </w:rPr>
+        <w:t xml:space="preserve"> </w:t>
+      </w:r>
+      <w:r>
+        <w:rPr>
+          <w:rFonts w:ascii="Spectral Medium" w:eastAsia="HGGothicE" w:hAnsi="Spectral Medium"/>
+        </w:rPr>
+        <w:t>His research examines how people, societies, and AI systems navigate uncertainty: what makes judgment wise, how culture shapes it, and how well we can forecast societal change. His work combines experiments and large multi-country studies with archival time-series analysis, forecasting tournaments, natural language processing, and large language models.</w:t>
+      </w:r>
+      <w:r>
+        <w:rPr>
+          <w:rFonts w:ascii="Spectral Medium" w:eastAsia="HGGothicE" w:hAnsi="Spectral Medium"/>
+        </w:rPr>
+        <w:t xml:space="preserve"> He has</w:t>
+      </w:r>
+      <w:r>
+        <w:rPr>
+          <w:rFonts w:ascii="Spectral Medium" w:eastAsia="HGGothicE" w:hAnsi="Spectral Medium"/>
+        </w:rPr>
+        <w:t xml:space="preserve"> found</w:t>
+      </w:r>
+      <w:r>
+        <w:rPr>
+          <w:rFonts w:ascii="Spectral Medium" w:eastAsia="HGGothicE" w:hAnsi="Spectral Medium"/>
+        </w:rPr>
+        <w:t>ed</w:t>
+      </w:r>
+      <w:r>
+        <w:rPr>
+          <w:rFonts w:ascii="Spectral Medium" w:eastAsia="HGGothicE" w:hAnsi="Spectral Medium"/>
+        </w:rPr>
+        <w:t xml:space="preserve"> and led </w:t>
+      </w:r>
+      <w:r>
+        <w:rPr>
+          <w:rFonts w:ascii="Spectral Medium" w:eastAsia="HGGothicE" w:hAnsi="Spectral Medium"/>
+        </w:rPr>
+        <w:t xml:space="preserve">large-scale collaborative </w:t>
+      </w:r>
+      <w:r>
+        <w:rPr>
+          <w:rFonts w:ascii="Spectral Medium" w:eastAsia="HGGothicE" w:hAnsi="Spectral Medium"/>
+        </w:rPr>
+        <w:t>initiatives</w:t>
+      </w:r>
+      <w:r>
+        <w:rPr>
+          <w:rFonts w:ascii="Spectral Medium" w:eastAsia="HGGothicE" w:hAnsi="Spectral Medium"/>
+        </w:rPr>
+        <w:t xml:space="preserve">, including the </w:t>
+      </w:r>
+      <w:r>
+        <w:rPr>
+          <w:rFonts w:ascii="Spectral Medium" w:eastAsia="HGGothicE" w:hAnsi="Spectral Medium"/>
+        </w:rPr>
+        <w:t xml:space="preserve">Forecasting Collaborative, the International Wisdom Summit, the </w:t>
       </w:r>
       <w:hyperlink r:id="rId4" w:history="1">
         <w:proofErr w:type="spellStart"/>
@@ -108,7 +144,25 @@
         <w:rPr>
           <w:rFonts w:ascii="Spectral Medium" w:eastAsia="HGGothicE" w:hAnsi="Spectral Medium"/>
         </w:rPr>
-        <w:t>, aiming to redefine decision-making beyond Western-centric models.</w:t>
+        <w:t xml:space="preserve">, </w:t>
+      </w:r>
+      <w:r>
+        <w:rPr>
+          <w:rFonts w:ascii="Spectral Medium" w:eastAsia="HGGothicE" w:hAnsi="Spectral Medium"/>
+        </w:rPr>
+        <w:t xml:space="preserve">which test how well experts and the public anticipate societal change and </w:t>
+      </w:r>
+      <w:r>
+        <w:rPr>
+          <w:rFonts w:ascii="Spectral Medium" w:eastAsia="HGGothicE" w:hAnsi="Spectral Medium"/>
+        </w:rPr>
+        <w:t>take the science of judgment</w:t>
+      </w:r>
+      <w:r>
+        <w:rPr>
+          <w:rFonts w:ascii="Spectral Medium" w:eastAsia="HGGothicE" w:hAnsi="Spectral Medium"/>
+        </w:rPr>
+        <w:t xml:space="preserve"> beyond Western-centric models.</w:t>
       </w:r>
     </w:p>
     <w:p>
@@ -181,7 +235,7 @@
           <w:i/>
           <w:iCs/>
         </w:rPr>
-        <w:t>Science Advances</w:t>
+        <w:t>Annual Review of Psychology</w:t>
       </w:r>
       <w:r>
         <w:rPr>
@@ -195,7 +249,7 @@
           <w:i/>
           <w:iCs/>
         </w:rPr>
-        <w:t>Nature Communications</w:t>
+        <w:t>Trends in Cognitive Sciences</w:t>
       </w:r>
       <w:r>
         <w:rPr>
@@ -209,13 +263,13 @@
           <w:i/>
           <w:iCs/>
         </w:rPr>
-        <w:t>JPSP</w:t>
-      </w:r>
-      <w:r>
-        <w:rPr>
-          <w:rFonts w:ascii="Spectral Medium" w:eastAsia="HGGothicE" w:hAnsi="Spectral Medium"/>
-        </w:rPr>
-        <w:t xml:space="preserve">, and </w:t>
+        <w:t>Science Advances</w:t>
+      </w:r>
+      <w:r>
+        <w:rPr>
+          <w:rFonts w:ascii="Spectral Medium" w:eastAsia="HGGothicE" w:hAnsi="Spectral Medium"/>
+        </w:rPr>
+        <w:t xml:space="preserve">, </w:t>
       </w:r>
       <w:r>
         <w:rPr>
@@ -223,25 +277,119 @@
           <w:i/>
           <w:iCs/>
         </w:rPr>
+        <w:t>Nature Communications</w:t>
+      </w:r>
+      <w:r>
+        <w:rPr>
+          <w:rFonts w:ascii="Spectral Medium" w:eastAsia="HGGothicE" w:hAnsi="Spectral Medium"/>
+        </w:rPr>
+        <w:t xml:space="preserve">, </w:t>
+      </w:r>
+      <w:r>
+        <w:rPr>
+          <w:rFonts w:ascii="Spectral Medium" w:eastAsia="HGGothicE" w:hAnsi="Spectral Medium"/>
+          <w:i/>
+          <w:iCs/>
+        </w:rPr>
+        <w:t>JPSP</w:t>
+      </w:r>
+      <w:r>
+        <w:rPr>
+          <w:rFonts w:ascii="Spectral Medium" w:eastAsia="HGGothicE" w:hAnsi="Spectral Medium"/>
+        </w:rPr>
+        <w:t xml:space="preserve">, </w:t>
+      </w:r>
+      <w:r>
+        <w:rPr>
+          <w:rFonts w:ascii="Spectral Medium" w:eastAsia="HGGothicE" w:hAnsi="Spectral Medium"/>
+          <w:i/>
+          <w:iCs/>
+        </w:rPr>
         <w:t>Psychological Science</w:t>
       </w:r>
       <w:r>
         <w:rPr>
           <w:rFonts w:ascii="Spectral Medium" w:eastAsia="HGGothicE" w:hAnsi="Spectral Medium"/>
         </w:rPr>
-        <w:t xml:space="preserve">, reflecting his commitment to interdisciplinary work that unpacks the complexities of culture, cognition and social influence. His contributions have been recognized through numerous prestigious awards, such as the Joseph B. Gittler Award from the American Psychological Foundation and the SAGE Young Scholar Award. As an elected </w:t>
-      </w:r>
-      <w:r>
-        <w:rPr>
-          <w:rFonts w:ascii="Spectral Medium" w:eastAsia="HGGothicE" w:hAnsi="Spectral Medium"/>
-        </w:rPr>
-        <w:t>council</w:t>
-      </w:r>
-      <w:r>
-        <w:rPr>
-          <w:rFonts w:ascii="Spectral Medium" w:eastAsia="HGGothicE" w:hAnsi="Spectral Medium"/>
-        </w:rPr>
-        <w:t xml:space="preserve"> of the College of the Royal Society of Canada, he continues to influence the academic community.</w:t>
+        <w:t xml:space="preserve">, </w:t>
+      </w:r>
+      <w:r>
+        <w:rPr>
+          <w:rFonts w:ascii="Spectral Medium" w:eastAsia="HGGothicE" w:hAnsi="Spectral Medium"/>
+        </w:rPr>
+        <w:t>and</w:t>
+      </w:r>
+      <w:r>
+        <w:rPr>
+          <w:rFonts w:ascii="Spectral Medium" w:eastAsia="HGGothicE" w:hAnsi="Spectral Medium"/>
+        </w:rPr>
+        <w:t xml:space="preserve"> the Conference on Language Modeling (COLM)</w:t>
+      </w:r>
+      <w:r>
+        <w:rPr>
+          <w:rFonts w:ascii="Spectral Medium" w:eastAsia="HGGothicE" w:hAnsi="Spectral Medium"/>
+        </w:rPr>
+        <w:t xml:space="preserve">. His contributions have been recognized </w:t>
+      </w:r>
+      <w:r>
+        <w:rPr>
+          <w:rFonts w:ascii="Spectral Medium" w:eastAsia="HGGothicE" w:hAnsi="Spectral Medium"/>
+        </w:rPr>
+        <w:t>with</w:t>
+      </w:r>
+      <w:r>
+        <w:rPr>
+          <w:rFonts w:ascii="Spectral Medium" w:eastAsia="HGGothicE" w:hAnsi="Spectral Medium"/>
+        </w:rPr>
+        <w:t xml:space="preserve"> awards</w:t>
+      </w:r>
+      <w:r>
+        <w:rPr>
+          <w:rFonts w:ascii="Spectral Medium" w:eastAsia="HGGothicE" w:hAnsi="Spectral Medium"/>
+        </w:rPr>
+        <w:t xml:space="preserve"> including a Humbold</w:t>
+      </w:r>
+      <w:r>
+        <w:rPr>
+          <w:rFonts w:ascii="Spectral Medium" w:eastAsia="HGGothicE" w:hAnsi="Spectral Medium"/>
+        </w:rPr>
+        <w:t xml:space="preserve">t Prize from the Alexander von Humboldt Foundation and the </w:t>
+      </w:r>
+      <w:r>
+        <w:rPr>
+          <w:rFonts w:ascii="Spectral Medium" w:eastAsia="HGGothicE" w:hAnsi="Spectral Medium"/>
+        </w:rPr>
+        <w:t xml:space="preserve">Joseph B. Gittler Award from the American Psychological Foundation. </w:t>
+      </w:r>
+      <w:r>
+        <w:rPr>
+          <w:rFonts w:ascii="Spectral Medium" w:eastAsia="HGGothicE" w:hAnsi="Spectral Medium"/>
+        </w:rPr>
+        <w:t xml:space="preserve">He is a Fellow of the Society for Personality and Social Psychology and </w:t>
+      </w:r>
+      <w:r>
+        <w:rPr>
+          <w:rFonts w:ascii="Spectral Medium" w:eastAsia="HGGothicE" w:hAnsi="Spectral Medium"/>
+        </w:rPr>
+        <w:t xml:space="preserve">an elected </w:t>
+      </w:r>
+      <w:r>
+        <w:rPr>
+          <w:rFonts w:ascii="Spectral Medium" w:eastAsia="HGGothicE" w:hAnsi="Spectral Medium"/>
+        </w:rPr>
+        <w:t>member</w:t>
+      </w:r>
+      <w:r>
+        <w:rPr>
+          <w:rFonts w:ascii="Spectral Medium" w:eastAsia="HGGothicE" w:hAnsi="Spectral Medium"/>
+        </w:rPr>
+        <w:t xml:space="preserve"> of the College of the Royal Society of Canada</w:t>
+      </w:r>
+      <w:r>
+        <w:rPr>
+          <w:rFonts w:ascii="Spectral Medium" w:eastAsia="HGGothicE" w:hAnsi="Spectral Medium"/>
+        </w:rPr>
+        <w:t>.</w:t>
       </w:r>
     </w:p>
     <w:p>
@@ -254,7 +402,7 @@
         <w:rPr>
           <w:rFonts w:ascii="Spectral Medium" w:eastAsia="HGGothicE" w:hAnsi="Spectral Medium"/>
         </w:rPr>
-        <w:t xml:space="preserve">In addition to his research, Grossmann serves as the Editor-in-Chief of </w:t>
+        <w:t xml:space="preserve">Grossmann serves as the Editor-in-Chief of </w:t>
       </w:r>
       <w:r>
         <w:rPr>
@@ -288,47 +436,35 @@
       <w:r>
         <w:rPr>
           <w:rFonts w:ascii="Spectral Medium" w:eastAsia="HGGothicE" w:hAnsi="Spectral Medium"/>
-        </w:rPr>
-        <w:t>Psychologist</w:t>
-      </w:r>
-      <w:r>
-        <w:rPr>
-          <w:rFonts w:ascii="Spectral Medium" w:eastAsia="HGGothicE" w:hAnsi="Spectral Medium"/>
-        </w:rPr>
-        <w:t>, and</w:t>
-      </w:r>
-      <w:proofErr w:type="gramEnd"/>
-      <w:r>
-        <w:rPr>
-          <w:rFonts w:ascii="Spectral Medium" w:eastAsia="HGGothicE" w:hAnsi="Spectral Medium"/>
-        </w:rPr>
-        <w:t xml:space="preserve"> </w:t>
-      </w:r>
-      <w:r>
-        <w:rPr>
-          <w:rFonts w:ascii="Spectral Medium" w:eastAsia="HGGothicE" w:hAnsi="Spectral Medium"/>
-        </w:rPr>
-        <w:t>has</w:t>
-      </w:r>
-      <w:r>
-        <w:rPr>
-          <w:rFonts w:ascii="Spectral Medium" w:eastAsia="HGGothicE" w:hAnsi="Spectral Medium"/>
-        </w:rPr>
-        <w:t xml:space="preserve"> held associate editor roles for journals such as </w:t>
-      </w:r>
-      <w:r>
-        <w:rPr>
-          <w:rFonts w:ascii="Spectral Medium" w:eastAsia="HGGothicE" w:hAnsi="Spectral Medium"/>
           <w:i/>
           <w:iCs/>
         </w:rPr>
-        <w:t>Emotion</w:t>
-      </w:r>
-      <w:r>
-        <w:rPr>
-          <w:rFonts w:ascii="Spectral Medium" w:eastAsia="HGGothicE" w:hAnsi="Spectral Medium"/>
-        </w:rPr>
-        <w:t xml:space="preserve"> and </w:t>
+        <w:t>Psychologist</w:t>
+      </w:r>
+      <w:r>
+        <w:rPr>
+          <w:rFonts w:ascii="Spectral Medium" w:eastAsia="HGGothicE" w:hAnsi="Spectral Medium"/>
+        </w:rPr>
+        <w:t>, and</w:t>
+      </w:r>
+      <w:proofErr w:type="gramEnd"/>
+      <w:r>
+        <w:rPr>
+          <w:rFonts w:ascii="Spectral Medium" w:eastAsia="HGGothicE" w:hAnsi="Spectral Medium"/>
+        </w:rPr>
+        <w:t xml:space="preserve"> </w:t>
+      </w:r>
+      <w:r>
+        <w:rPr>
+          <w:rFonts w:ascii="Spectral Medium" w:eastAsia="HGGothicE" w:hAnsi="Spectral Medium"/>
+        </w:rPr>
+        <w:t>has</w:t>
+      </w:r>
+      <w:r>
+        <w:rPr>
+          <w:rFonts w:ascii="Spectral Medium" w:eastAsia="HGGothicE" w:hAnsi="Spectral Medium"/>
+        </w:rPr>
+        <w:t xml:space="preserve"> held associate editor roles for journals such as </w:t>
       </w:r>
       <w:r>
         <w:rPr>
@@ -336,13 +472,97 @@
           <w:i/>
           <w:iCs/>
         </w:rPr>
+        <w:t>Emotion</w:t>
+      </w:r>
+      <w:r>
+        <w:rPr>
+          <w:rFonts w:ascii="Spectral Medium" w:eastAsia="HGGothicE" w:hAnsi="Spectral Medium"/>
+        </w:rPr>
+        <w:t xml:space="preserve"> and </w:t>
+      </w:r>
+      <w:r>
+        <w:rPr>
+          <w:rFonts w:ascii="Spectral Medium" w:eastAsia="HGGothicE" w:hAnsi="Spectral Medium"/>
+          <w:i/>
+          <w:iCs/>
+        </w:rPr>
         <w:t>Social Psychological and Personality Science</w:t>
       </w:r>
       <w:r>
         <w:rPr>
           <w:rFonts w:ascii="Spectral Medium" w:eastAsia="HGGothicE" w:hAnsi="Spectral Medium"/>
         </w:rPr>
-        <w:t>. He also co-hosts the “On Wisdom Podcast,” bringing scientific insights on social cognition and behavior to a broad audience. Professor Grossmann holds a Ph.D. in psychology from the University of Michigan.</w:t>
+        <w:t xml:space="preserve">. He also co-hosts the “On Wisdom Podcast,” bringing </w:t>
+      </w:r>
+      <w:r>
+        <w:rPr>
+          <w:rFonts w:ascii="Spectral Medium" w:eastAsia="HGGothicE" w:hAnsi="Spectral Medium"/>
+        </w:rPr>
+        <w:t xml:space="preserve">the science of wisdom and judgment to a </w:t>
+      </w:r>
+      <w:r>
+        <w:rPr>
+          <w:rFonts w:ascii="Spectral Medium" w:eastAsia="HGGothicE" w:hAnsi="Spectral Medium"/>
+        </w:rPr>
+        <w:t xml:space="preserve">broad audience. </w:t>
+      </w:r>
+      <w:r>
+        <w:rPr>
+          <w:rFonts w:ascii="Spectral Medium" w:eastAsia="HGGothicE" w:hAnsi="Spectral Medium"/>
+        </w:rPr>
+        <w:t xml:space="preserve">His work has been features on </w:t>
+      </w:r>
+      <w:r>
+        <w:rPr>
+          <w:rFonts w:ascii="Spectral Medium" w:eastAsia="HGGothicE" w:hAnsi="Spectral Medium"/>
+          <w:i/>
+          <w:iCs/>
+        </w:rPr>
+        <w:t xml:space="preserve">Hidden </w:t>
+      </w:r>
+      <w:r>
+        <w:rPr>
+          <w:rFonts w:ascii="Spectral Medium" w:eastAsia="HGGothicE" w:hAnsi="Spectral Medium"/>
+          <w:i/>
+          <w:iCs/>
+        </w:rPr>
+        <w:t>Brain</w:t>
+      </w:r>
+      <w:r>
+        <w:rPr>
+          <w:rFonts w:ascii="Spectral Medium" w:eastAsia="HGGothicE" w:hAnsi="Spectral Medium"/>
+        </w:rPr>
+        <w:t xml:space="preserve">, </w:t>
+      </w:r>
+      <w:r>
+        <w:rPr>
+          <w:rFonts w:ascii="Spectral Medium" w:eastAsia="HGGothicE" w:hAnsi="Spectral Medium"/>
+        </w:rPr>
+        <w:t>the BBC</w:t>
+      </w:r>
+      <w:r>
+        <w:rPr>
+          <w:rFonts w:ascii="Spectral Medium" w:eastAsia="HGGothicE" w:hAnsi="Spectral Medium"/>
+        </w:rPr>
+        <w:t>, and German public television</w:t>
+      </w:r>
+      <w:r>
+        <w:rPr>
+          <w:rFonts w:ascii="Spectral Medium" w:eastAsia="HGGothicE" w:hAnsi="Spectral Medium"/>
+        </w:rPr>
+        <w:t xml:space="preserve">. </w:t>
+      </w:r>
+      <w:r>
+        <w:rPr>
+          <w:rFonts w:ascii="Spectral Medium" w:eastAsia="HGGothicE" w:hAnsi="Spectral Medium"/>
+        </w:rPr>
+        <w:t>Professor</w:t>
+      </w:r>
+      <w:r>
+        <w:rPr>
+          <w:rFonts w:ascii="Spectral Medium" w:eastAsia="HGGothicE" w:hAnsi="Spectral Medium"/>
+        </w:rPr>
+        <w:t xml:space="preserve"> Grossmann holds a Ph.D. in psychology from the University of Michigan.</w:t>
       </w:r>
     </w:p>
     <w:bookmarkEnd w:id="0"/>
@@ -364,11 +584,9 @@
           <w:sz w:val="28"/>
           <w:szCs w:val="28"/>
         </w:rPr>
-        <w:t>University of Waterloo Psychology</w:t>
-      </w:r>
-    </w:p>
-    <w:p>
-      <w:pPr>
+        <w:t xml:space="preserve">School of Psychology, </w:t>
+      </w:r>
+      <w:r>
         <w:rPr>
           <w:rFonts w:ascii="Neue Haas Grotesk Display Pro" w:eastAsia="HGGothicE" w:hAnsi="Neue Haas Grotesk Display Pro"/>
           <w:b/>
@@ -376,8 +594,11 @@
           <w:sz w:val="28"/>
           <w:szCs w:val="28"/>
         </w:rPr>
-      </w:pPr>
-      <w:r>
+        <w:t>University of Waterloo</w:t>
+      </w:r>
+    </w:p>
+    <w:p>
+      <w:pPr>
         <w:rPr>
           <w:rFonts w:ascii="Neue Haas Grotesk Display Pro" w:eastAsia="HGGothicE" w:hAnsi="Neue Haas Grotesk Display Pro"/>
           <w:b/>
@@ -385,11 +606,8 @@
           <w:sz w:val="28"/>
           <w:szCs w:val="28"/>
         </w:rPr>
-        <w:t>200 University Ave West</w:t>
-      </w:r>
-    </w:p>
-    <w:p>
-      <w:pPr>
+      </w:pPr>
+      <w:r>
         <w:rPr>
           <w:rFonts w:ascii="Neue Haas Grotesk Display Pro" w:eastAsia="HGGothicE" w:hAnsi="Neue Haas Grotesk Display Pro"/>
           <w:b/>
@@ -397,8 +615,11 @@
           <w:sz w:val="28"/>
           <w:szCs w:val="28"/>
         </w:rPr>
-      </w:pPr>
-      <w:r>
+        <w:t>200 University Ave West</w:t>
+      </w:r>
+    </w:p>
+    <w:p>
+      <w:pPr>
         <w:rPr>
           <w:rFonts w:ascii="Neue Haas Grotesk Display Pro" w:eastAsia="HGGothicE" w:hAnsi="Neue Haas Grotesk Display Pro"/>
           <w:b/>
@@ -406,16 +627,6 @@
           <w:sz w:val="28"/>
           <w:szCs w:val="28"/>
         </w:rPr>
-        <w:t>Waterloo, ON N2L 3G1</w:t>
-      </w:r>
-    </w:p>
-    <w:p>
-      <w:pPr>
-        <w:rPr>
-          <w:rFonts w:ascii="Neue Haas Grotesk Display Pro" w:eastAsia="HGGothicE" w:hAnsi="Neue Haas Grotesk Display Pro"/>
-          <w:sz w:val="28"/>
-          <w:szCs w:val="28"/>
-        </w:rPr>
       </w:pPr>
       <w:r>
         <w:rPr>
@@ -425,7 +636,7 @@
           <w:sz w:val="28"/>
           <w:szCs w:val="28"/>
         </w:rPr>
-        <w:t>Canada</w:t>
+        <w:t>Waterloo, ON N2L 3G1</w:t>
       </w:r>
     </w:p>
     <w:p>
@@ -434,6 +645,16 @@
           <w:rFonts w:ascii="Spectral" w:hAnsi="Spectral"/>
         </w:rPr>
       </w:pPr>
+      <w:r>
+        <w:rPr>
+          <w:rFonts w:ascii="Neue Haas Grotesk Display Pro" w:eastAsia="HGGothicE" w:hAnsi="Neue Haas Grotesk Display Pro"/>
+          <w:b/>
+          <w:bCs/>
+          <w:sz w:val="28"/>
+          <w:szCs w:val="28"/>
+        </w:rPr>
+        <w:t>Canada</w:t>
+      </w:r>
     </w:p>
     <w:sectPr>
       <w:pgSz w:w="12240" w:h="15840"/>
